--- a/Documentation/Application Notes/Application Note - Downloading Firmware.docx
+++ b/Documentation/Application Notes/Application Note - Downloading Firmware.docx
@@ -1,6 +1,6 @@
 
 <file path=word/document.xml><?xml version="1.0" encoding="utf-8"?>
-<w:document xmlns:wpc="http://schemas.microsoft.com/office/word/2010/wordprocessingCanvas" xmlns:cx="http://schemas.microsoft.com/office/drawing/2014/chartex" xmlns:cx1="http://schemas.microsoft.com/office/drawing/2015/9/8/chartex" xmlns:cx2="http://schemas.microsoft.com/office/drawing/2015/10/21/chartex" xmlns:cx3="http://schemas.microsoft.com/office/drawing/2016/5/9/chartex" xmlns:cx4="http://schemas.microsoft.com/office/drawing/2016/5/10/chartex" xmlns:cx5="http://schemas.microsoft.com/office/drawing/2016/5/11/chartex" xmlns:cx6="http://schemas.microsoft.com/office/drawing/2016/5/12/chartex" xmlns:cx7="http://schemas.microsoft.com/office/drawing/2016/5/13/chartex" xmlns:cx8="http://schemas.microsoft.com/office/drawing/2016/5/14/chartex" xmlns:mc="http://schemas.openxmlformats.org/markup-compatibility/2006" xmlns:aink="http://schemas.microsoft.com/office/drawing/2016/ink" xmlns:am3d="http://schemas.microsoft.com/office/drawing/2017/model3d" xmlns:o="urn:schemas-microsoft-com:office:office" xmlns:r="http://schemas.openxmlformats.org/officeDocument/2006/relationships" xmlns:m="http://schemas.openxmlformats.org/officeDocument/2006/math" xmlns:v="urn:schemas-microsoft-com:vml" xmlns:wp14="http://schemas.microsoft.com/office/word/2010/wordprocessingDrawing" xmlns:wp="http://schemas.openxmlformats.org/drawingml/2006/wordprocessingDrawing" xmlns:w10="urn:schemas-microsoft-com:office:word" xmlns:w="http://schemas.openxmlformats.org/wordprocessingml/2006/main" xmlns:w14="http://schemas.microsoft.com/office/word/2010/wordml" xmlns:w15="http://schemas.microsoft.com/office/word/2012/wordml" xmlns:w16cex="http://schemas.microsoft.com/office/word/2018/wordml/cex" xmlns:w16cid="http://schemas.microsoft.com/office/word/2016/wordml/cid" xmlns:w16="http://schemas.microsoft.com/office/word/2018/wordml" xmlns:w16se="http://schemas.microsoft.com/office/word/2015/wordml/symex" xmlns:wpg="http://schemas.microsoft.com/office/word/2010/wordprocessingGroup" xmlns:wpi="http://schemas.microsoft.com/office/word/2010/wordprocessingInk" xmlns:wne="http://schemas.microsoft.com/office/word/2006/wordml" xmlns:wps="http://schemas.microsoft.com/office/word/2010/wordprocessingShape" mc:Ignorable="w14 w15 w16se w16cid w16 w16cex wp14">
+<w:document xmlns:wpc="http://schemas.microsoft.com/office/word/2010/wordprocessingCanvas" xmlns:cx="http://schemas.microsoft.com/office/drawing/2014/chartex" xmlns:cx1="http://schemas.microsoft.com/office/drawing/2015/9/8/chartex" xmlns:cx2="http://schemas.microsoft.com/office/drawing/2015/10/21/chartex" xmlns:cx3="http://schemas.microsoft.com/office/drawing/2016/5/9/chartex" xmlns:cx4="http://schemas.microsoft.com/office/drawing/2016/5/10/chartex" xmlns:cx5="http://schemas.microsoft.com/office/drawing/2016/5/11/chartex" xmlns:cx6="http://schemas.microsoft.com/office/drawing/2016/5/12/chartex" xmlns:cx7="http://schemas.microsoft.com/office/drawing/2016/5/13/chartex" xmlns:cx8="http://schemas.microsoft.com/office/drawing/2016/5/14/chartex" xmlns:mc="http://schemas.openxmlformats.org/markup-compatibility/2006" xmlns:aink="http://schemas.microsoft.com/office/drawing/2016/ink" xmlns:am3d="http://schemas.microsoft.com/office/drawing/2017/model3d" xmlns:o="urn:schemas-microsoft-com:office:office" xmlns:oel="http://schemas.microsoft.com/office/2019/extlst" xmlns:r="http://schemas.openxmlformats.org/officeDocument/2006/relationships" xmlns:m="http://schemas.openxmlformats.org/officeDocument/2006/math" xmlns:v="urn:schemas-microsoft-com:vml" xmlns:wp14="http://schemas.microsoft.com/office/word/2010/wordprocessingDrawing" xmlns:wp="http://schemas.openxmlformats.org/drawingml/2006/wordprocessingDrawing" xmlns:w10="urn:schemas-microsoft-com:office:word" xmlns:w="http://schemas.openxmlformats.org/wordprocessingml/2006/main" xmlns:w14="http://schemas.microsoft.com/office/word/2010/wordml" xmlns:w15="http://schemas.microsoft.com/office/word/2012/wordml" xmlns:w16cex="http://schemas.microsoft.com/office/word/2018/wordml/cex" xmlns:w16cid="http://schemas.microsoft.com/office/word/2016/wordml/cid" xmlns:w16="http://schemas.microsoft.com/office/word/2018/wordml" xmlns:w16du="http://schemas.microsoft.com/office/word/2023/wordml/word16du" xmlns:w16sdtdh="http://schemas.microsoft.com/office/word/2020/wordml/sdtdatahash" xmlns:w16sdtfl="http://schemas.microsoft.com/office/word/2024/wordml/sdtformatlock" xmlns:w16se="http://schemas.microsoft.com/office/word/2015/wordml/symex" xmlns:wpg="http://schemas.microsoft.com/office/word/2010/wordprocessingGroup" xmlns:wpi="http://schemas.microsoft.com/office/word/2010/wordprocessingInk" xmlns:wne="http://schemas.microsoft.com/office/word/2006/wordml" xmlns:wps="http://schemas.microsoft.com/office/word/2010/wordprocessingShape" mc:Ignorable="w14 w15 w16se w16cid w16 w16cex w16sdtdh w16sdtfl w16du wp14">
   <w:body>
     <w:p>
       <w:pPr>
@@ -239,7 +239,15 @@
       </w:r>
       <w:proofErr w:type="spellEnd"/>
       <w:r>
-        <w:t xml:space="preserve"> signal processor is designed to be upgraded using the PC program.  Loading new firmware into the board will not damage the board, but may disable certain features until the correct version of software had been returned.</w:t>
+        <w:t xml:space="preserve"> signal processor is designed to be upgraded using the PC program.  Loading new firmware into the board will not damage the </w:t>
+      </w:r>
+      <w:proofErr w:type="gramStart"/>
+      <w:r>
+        <w:t>board, but</w:t>
+      </w:r>
+      <w:proofErr w:type="gramEnd"/>
+      <w:r>
+        <w:t xml:space="preserve"> may disable certain features until the correct version of software had been returned.</w:t>
       </w:r>
     </w:p>
     <w:p/>
@@ -407,6 +415,9 @@
         <w:jc w:val="center"/>
       </w:pPr>
       <w:r>
+        <w:rPr>
+          <w:noProof/>
+        </w:rPr>
         <w:drawing>
           <wp:inline distT="0" distB="0" distL="0" distR="0" wp14:anchorId="06C56894" wp14:editId="0ED8BAF6">
             <wp:extent cx="1048191" cy="765986"/>
@@ -471,6 +482,9 @@
         <w:jc w:val="center"/>
       </w:pPr>
       <w:r>
+        <w:rPr>
+          <w:noProof/>
+        </w:rPr>
         <w:drawing>
           <wp:inline distT="0" distB="0" distL="0" distR="0" wp14:anchorId="4F8CA827" wp14:editId="53DA21C7">
             <wp:extent cx="1174704" cy="774030"/>
@@ -837,7 +851,15 @@
         </w:numPr>
       </w:pPr>
       <w:r>
-        <w:t>Exit out of the firmware download dialog and continue on as a regular shooting session.</w:t>
+        <w:t xml:space="preserve">Exit out of the firmware download dialog and </w:t>
+      </w:r>
+      <w:proofErr w:type="gramStart"/>
+      <w:r>
+        <w:t>continue on</w:t>
+      </w:r>
+      <w:proofErr w:type="gramEnd"/>
+      <w:r>
+        <w:t xml:space="preserve"> as a regular shooting session.</w:t>
       </w:r>
     </w:p>
     <w:p>
@@ -919,8 +941,6 @@
       <w:r>
         <w:t>Make sure that the CONNECT button says CONNECT (not DISCONNECT)</w:t>
       </w:r>
-      <w:bookmarkStart w:id="0" w:name="_GoBack"/>
-      <w:bookmarkEnd w:id="0"/>
     </w:p>
     <w:p>
       <w:pPr>
@@ -987,7 +1007,7 @@
 </file>
 
 <file path=word/numbering.xml><?xml version="1.0" encoding="utf-8"?>
-<w:numbering xmlns:wpc="http://schemas.microsoft.com/office/word/2010/wordprocessingCanvas" xmlns:cx="http://schemas.microsoft.com/office/drawing/2014/chartex" xmlns:cx1="http://schemas.microsoft.com/office/drawing/2015/9/8/chartex" xmlns:cx2="http://schemas.microsoft.com/office/drawing/2015/10/21/chartex" xmlns:cx3="http://schemas.microsoft.com/office/drawing/2016/5/9/chartex" xmlns:cx4="http://schemas.microsoft.com/office/drawing/2016/5/10/chartex" xmlns:cx5="http://schemas.microsoft.com/office/drawing/2016/5/11/chartex" xmlns:cx6="http://schemas.microsoft.com/office/drawing/2016/5/12/chartex" xmlns:cx7="http://schemas.microsoft.com/office/drawing/2016/5/13/chartex" xmlns:cx8="http://schemas.microsoft.com/office/drawing/2016/5/14/chartex" xmlns:mc="http://schemas.openxmlformats.org/markup-compatibility/2006" xmlns:aink="http://schemas.microsoft.com/office/drawing/2016/ink" xmlns:am3d="http://schemas.microsoft.com/office/drawing/2017/model3d" xmlns:o="urn:schemas-microsoft-com:office:office" xmlns:r="http://schemas.openxmlformats.org/officeDocument/2006/relationships" xmlns:m="http://schemas.openxmlformats.org/officeDocument/2006/math" xmlns:v="urn:schemas-microsoft-com:vml" xmlns:wp14="http://schemas.microsoft.com/office/word/2010/wordprocessingDrawing" xmlns:wp="http://schemas.openxmlformats.org/drawingml/2006/wordprocessingDrawing" xmlns:w10="urn:schemas-microsoft-com:office:word" xmlns:w="http://schemas.openxmlformats.org/wordprocessingml/2006/main" xmlns:w14="http://schemas.microsoft.com/office/word/2010/wordml" xmlns:w15="http://schemas.microsoft.com/office/word/2012/wordml" xmlns:w16cex="http://schemas.microsoft.com/office/word/2018/wordml/cex" xmlns:w16cid="http://schemas.microsoft.com/office/word/2016/wordml/cid" xmlns:w16="http://schemas.microsoft.com/office/word/2018/wordml" xmlns:w16se="http://schemas.microsoft.com/office/word/2015/wordml/symex" xmlns:wpg="http://schemas.microsoft.com/office/word/2010/wordprocessingGroup" xmlns:wpi="http://schemas.microsoft.com/office/word/2010/wordprocessingInk" xmlns:wne="http://schemas.microsoft.com/office/word/2006/wordml" xmlns:wps="http://schemas.microsoft.com/office/word/2010/wordprocessingShape" mc:Ignorable="w14 w15 w16se w16cid w16 w16cex wp14">
+<w:numbering xmlns:wpc="http://schemas.microsoft.com/office/word/2010/wordprocessingCanvas" xmlns:cx="http://schemas.microsoft.com/office/drawing/2014/chartex" xmlns:cx1="http://schemas.microsoft.com/office/drawing/2015/9/8/chartex" xmlns:cx2="http://schemas.microsoft.com/office/drawing/2015/10/21/chartex" xmlns:cx3="http://schemas.microsoft.com/office/drawing/2016/5/9/chartex" xmlns:cx4="http://schemas.microsoft.com/office/drawing/2016/5/10/chartex" xmlns:cx5="http://schemas.microsoft.com/office/drawing/2016/5/11/chartex" xmlns:cx6="http://schemas.microsoft.com/office/drawing/2016/5/12/chartex" xmlns:cx7="http://schemas.microsoft.com/office/drawing/2016/5/13/chartex" xmlns:cx8="http://schemas.microsoft.com/office/drawing/2016/5/14/chartex" xmlns:mc="http://schemas.openxmlformats.org/markup-compatibility/2006" xmlns:aink="http://schemas.microsoft.com/office/drawing/2016/ink" xmlns:am3d="http://schemas.microsoft.com/office/drawing/2017/model3d" xmlns:o="urn:schemas-microsoft-com:office:office" xmlns:oel="http://schemas.microsoft.com/office/2019/extlst" xmlns:r="http://schemas.openxmlformats.org/officeDocument/2006/relationships" xmlns:m="http://schemas.openxmlformats.org/officeDocument/2006/math" xmlns:v="urn:schemas-microsoft-com:vml" xmlns:wp14="http://schemas.microsoft.com/office/word/2010/wordprocessingDrawing" xmlns:wp="http://schemas.openxmlformats.org/drawingml/2006/wordprocessingDrawing" xmlns:w10="urn:schemas-microsoft-com:office:word" xmlns:w="http://schemas.openxmlformats.org/wordprocessingml/2006/main" xmlns:w14="http://schemas.microsoft.com/office/word/2010/wordml" xmlns:w15="http://schemas.microsoft.com/office/word/2012/wordml" xmlns:w16cex="http://schemas.microsoft.com/office/word/2018/wordml/cex" xmlns:w16cid="http://schemas.microsoft.com/office/word/2016/wordml/cid" xmlns:w16="http://schemas.microsoft.com/office/word/2018/wordml" xmlns:w16du="http://schemas.microsoft.com/office/word/2023/wordml/word16du" xmlns:w16sdtdh="http://schemas.microsoft.com/office/word/2020/wordml/sdtdatahash" xmlns:w16sdtfl="http://schemas.microsoft.com/office/word/2024/wordml/sdtformatlock" xmlns:w16se="http://schemas.microsoft.com/office/word/2015/wordml/symex" xmlns:wpg="http://schemas.microsoft.com/office/word/2010/wordprocessingGroup" xmlns:wpi="http://schemas.microsoft.com/office/word/2010/wordprocessingInk" xmlns:wne="http://schemas.microsoft.com/office/word/2006/wordml" xmlns:wps="http://schemas.microsoft.com/office/word/2010/wordprocessingShape" mc:Ignorable="w14 w15 w16se w16cid w16 w16cex w16sdtdh w16sdtfl w16du wp14">
   <w:abstractNum w:abstractNumId="0" w15:restartNumberingAfterBreak="0">
     <w:nsid w:val="007C384C"/>
     <w:multiLevelType w:val="hybridMultilevel"/>
@@ -1666,29 +1686,29 @@
       </w:rPr>
     </w:lvl>
   </w:abstractNum>
-  <w:num w:numId="1">
+  <w:num w:numId="1" w16cid:durableId="1673139684">
     <w:abstractNumId w:val="2"/>
   </w:num>
-  <w:num w:numId="2">
+  <w:num w:numId="2" w16cid:durableId="2139951804">
     <w:abstractNumId w:val="1"/>
   </w:num>
-  <w:num w:numId="3">
+  <w:num w:numId="3" w16cid:durableId="1806387970">
     <w:abstractNumId w:val="5"/>
   </w:num>
-  <w:num w:numId="4">
+  <w:num w:numId="4" w16cid:durableId="409237090">
     <w:abstractNumId w:val="3"/>
   </w:num>
-  <w:num w:numId="5">
+  <w:num w:numId="5" w16cid:durableId="1170944289">
     <w:abstractNumId w:val="4"/>
   </w:num>
-  <w:num w:numId="6">
+  <w:num w:numId="6" w16cid:durableId="377515134">
     <w:abstractNumId w:val="0"/>
   </w:num>
 </w:numbering>
 </file>
 
 <file path=word/styles.xml><?xml version="1.0" encoding="utf-8"?>
-<w:styles xmlns:mc="http://schemas.openxmlformats.org/markup-compatibility/2006" xmlns:r="http://schemas.openxmlformats.org/officeDocument/2006/relationships" xmlns:w="http://schemas.openxmlformats.org/wordprocessingml/2006/main" xmlns:w14="http://schemas.microsoft.com/office/word/2010/wordml" xmlns:w15="http://schemas.microsoft.com/office/word/2012/wordml" xmlns:w16cex="http://schemas.microsoft.com/office/word/2018/wordml/cex" xmlns:w16cid="http://schemas.microsoft.com/office/word/2016/wordml/cid" xmlns:w16="http://schemas.microsoft.com/office/word/2018/wordml" xmlns:w16se="http://schemas.microsoft.com/office/word/2015/wordml/symex" mc:Ignorable="w14 w15 w16se w16cid w16 w16cex">
+<w:styles xmlns:mc="http://schemas.openxmlformats.org/markup-compatibility/2006" xmlns:r="http://schemas.openxmlformats.org/officeDocument/2006/relationships" xmlns:w="http://schemas.openxmlformats.org/wordprocessingml/2006/main" xmlns:w14="http://schemas.microsoft.com/office/word/2010/wordml" xmlns:w15="http://schemas.microsoft.com/office/word/2012/wordml" xmlns:w16cex="http://schemas.microsoft.com/office/word/2018/wordml/cex" xmlns:w16cid="http://schemas.microsoft.com/office/word/2016/wordml/cid" xmlns:w16="http://schemas.microsoft.com/office/word/2018/wordml" xmlns:w16du="http://schemas.microsoft.com/office/word/2023/wordml/word16du" xmlns:w16sdtdh="http://schemas.microsoft.com/office/word/2020/wordml/sdtdatahash" xmlns:w16sdtfl="http://schemas.microsoft.com/office/word/2024/wordml/sdtformatlock" xmlns:w16se="http://schemas.microsoft.com/office/word/2015/wordml/symex" mc:Ignorable="w14 w15 w16se w16cid w16 w16cex w16sdtdh w16sdtfl w16du">
   <w:docDefaults>
     <w:rPrDefault>
       <w:rPr>
